--- a/src/aw-daniel/01_wnioski.docx
+++ b/src/aw-daniel/01_wnioski.docx
@@ -19,28 +19,12 @@
     </w:p>
     <w:p>
       <w:r>
-        <w:t>- Dane zostały znormalizowane (</w:t>
-      </w:r>
-      <w:proofErr w:type="spellStart"/>
-      <w:r>
-        <w:t>x_norm</w:t>
-      </w:r>
-      <w:proofErr w:type="spellEnd"/>
-      <w:r>
-        <w:t xml:space="preserve"> * 100), ponieważ chcemy oddać podobną skalę między zmiennymi w celu ich łatwiejszej identyfikacji oraz by dać szansę zmiennym o bardzo dużej skali przedziału min-max</w:t>
-      </w:r>
-    </w:p>
-    <w:p>
-      <w:r>
-        <w:t>- Nie zastosowaliśmy standaryzacji z-</w:t>
-      </w:r>
-      <w:proofErr w:type="spellStart"/>
-      <w:r>
-        <w:t>score</w:t>
-      </w:r>
-      <w:proofErr w:type="spellEnd"/>
-      <w:r>
-        <w:t>, ponieważ chcemy uniknąć sytuacji, gdzie algorytmy MDA nie pozwolą wykonać operacji ze względu na wartości ujemne.</w:t>
+        <w:t>- Dane zostały znormalizowane (x_norm * 100), ponieważ chcemy oddać podobną skalę między zmiennymi w celu ich łatwiejszej identyfikacji oraz by dać szansę zmiennym o bardzo dużej skali przedziału min-max</w:t>
+      </w:r>
+    </w:p>
+    <w:p>
+      <w:r>
+        <w:t>- Nie zastosowaliśmy standaryzacji z-score, ponieważ chcemy uniknąć sytuacji, gdzie algorytmy MDA nie pozwolą wykonać operacji ze względu na wartości ujemne.</w:t>
       </w:r>
     </w:p>
     <w:p/>
@@ -859,10 +843,7 @@
     <w:p>
       <w:r>
         <w:tab/>
-        <w:t xml:space="preserve">- </w:t>
-      </w:r>
-      <w:r>
-        <w:t>czy odstępstwa od symetrii to dobry trop do dalszej analizy DR, by przyjrzeć się które, czy nie o to chodzi w MDA?</w:t>
+        <w:t>- czy odstępstwa od symetrii to dobry trop do dalszej analizy DR, by przyjrzeć się które, czy nie o to chodzi w MDA?</w:t>
       </w:r>
     </w:p>
     <w:p>
@@ -922,15 +903,7 @@
     </w:p>
     <w:p>
       <w:r>
-        <w:t xml:space="preserve">- trzy zmienne zostały sklasyfikowane jako </w:t>
-      </w:r>
-      <w:proofErr w:type="spellStart"/>
-      <w:r>
-        <w:t>umiarjowanie</w:t>
-      </w:r>
-      <w:proofErr w:type="spellEnd"/>
-      <w:r>
-        <w:t xml:space="preserve"> zmienne, reszta jest silnie zmienna</w:t>
+        <w:t>- trzy zmienne zostały sklasyfikowane jako umiarjowanie zmienne, reszta jest silnie zmienna</w:t>
       </w:r>
     </w:p>
     <w:p>
@@ -1017,10 +990,177 @@
           <w:lang w:eastAsia="pl-PL"/>
           <w14:ligatures w14:val="none"/>
         </w:rPr>
-        <w:t xml:space="preserve">odsetek </w:t>
-      </w:r>
-      <w:proofErr w:type="spellStart"/>
-      <w:r>
+        <w:t>odsetek ludnosci w wieku produkcyjnym - 2021 sp</w:t>
+      </w:r>
+    </w:p>
+    <w:p>
+      <w:r>
+        <w:t>- czy w takim razie te zmienne nie nadadzą się/ nadadzą się mniej do budowy modeli i trzeba na nie uważać?</w:t>
+      </w:r>
+    </w:p>
+    <w:p/>
+    <w:p>
+      <w:pPr>
+        <w:rPr>
+          <w:b/>
+          <w:bCs/>
+        </w:rPr>
+      </w:pPr>
+      <w:r>
+        <w:rPr>
+          <w:b/>
+          <w:bCs/>
+        </w:rPr>
+        <w:lastRenderedPageBreak/>
+        <w:t>06</w:t>
+      </w:r>
+      <w:r>
+        <w:rPr>
+          <w:b/>
+          <w:bCs/>
+        </w:rPr>
+        <w:t xml:space="preserve"> 07 08</w:t>
+      </w:r>
+      <w:r>
+        <w:rPr>
+          <w:b/>
+          <w:bCs/>
+        </w:rPr>
+        <w:t xml:space="preserve"> Wykres Syntetyczny</w:t>
+      </w:r>
+      <w:r>
+        <w:rPr>
+          <w:b/>
+          <w:bCs/>
+        </w:rPr>
+        <w:t>, Rankingowy</w:t>
+      </w:r>
+      <w:r>
+        <w:rPr>
+          <w:b/>
+          <w:bCs/>
+        </w:rPr>
+        <w:br/>
+      </w:r>
+    </w:p>
+    <w:p>
+      <w:r>
+        <w:t>- Wyraźnie dane pokazują, że nasz zbiór niesie dużo informacji, gdyby nie niósł to punkty byłyby niżej na osi OY</w:t>
+      </w:r>
+    </w:p>
+    <w:p>
+      <w:r>
+        <w:t>- T</w:t>
+      </w:r>
+      <w:r>
+        <w:t>e</w:t>
+      </w:r>
+      <w:r>
+        <w:t xml:space="preserve"> wizualk</w:t>
+      </w:r>
+      <w:r>
+        <w:t>i</w:t>
+      </w:r>
+      <w:r>
+        <w:t xml:space="preserve"> </w:t>
+      </w:r>
+      <w:r>
+        <w:t>są</w:t>
+      </w:r>
+      <w:r>
+        <w:t xml:space="preserve"> udowodnieniem tego co pisałem w analizie wizualek od 01 do 05.</w:t>
+      </w:r>
+    </w:p>
+    <w:p/>
+    <w:p>
+      <w:pPr>
+        <w:rPr>
+          <w:b/>
+          <w:bCs/>
+        </w:rPr>
+      </w:pPr>
+      <w:r>
+        <w:rPr>
+          <w:b/>
+          <w:bCs/>
+        </w:rPr>
+        <w:t>09 10 11 Korelacja</w:t>
+      </w:r>
+    </w:p>
+    <w:p>
+      <w:r>
+        <w:t>- x01 x27 populacja koreluje z samochodami osobowymi</w:t>
+      </w:r>
+    </w:p>
+    <w:p>
+      <w:r>
+        <w:tab/>
+        <w:t>- dużo osób je ma</w:t>
+      </w:r>
+    </w:p>
+    <w:p>
+      <w:r>
+        <w:t>- x47 x48 miejsca noclegowe na 1000 korelują z noclegami na 10000</w:t>
+      </w:r>
+    </w:p>
+    <w:p>
+      <w:r>
+        <w:tab/>
+      </w:r>
+      <w:r>
+        <w:rPr>
+          <w:color w:val="EE0000"/>
+        </w:rPr>
+        <w:t>- jak dla mnie ta sama informacja</w:t>
+      </w:r>
+    </w:p>
+    <w:p>
+      <w:r>
+        <w:t xml:space="preserve">- x13 x15 </w:t>
+      </w:r>
+      <w:r>
+        <w:t>PKB</w:t>
+      </w:r>
+      <w:r>
+        <w:t xml:space="preserve"> na </w:t>
+      </w:r>
+      <w:r>
+        <w:t>osobę</w:t>
+      </w:r>
+      <w:r>
+        <w:t xml:space="preserve"> koreluje z dochodami budżetów województw</w:t>
+      </w:r>
+    </w:p>
+    <w:p>
+      <w:r>
+        <w:tab/>
+        <w:t>- NIE WIEM ZAPYTAJ PANI</w:t>
+      </w:r>
+    </w:p>
+    <w:p>
+      <w:r>
+        <w:t xml:space="preserve">- </w:t>
+      </w:r>
+      <w:r>
+        <w:t>x20 x21 km dróg korelują z km dróg o twardej nawierzchni</w:t>
+      </w:r>
+    </w:p>
+    <w:p>
+      <w:pPr>
+        <w:rPr>
+          <w:color w:val="EE0000"/>
+        </w:rPr>
+      </w:pPr>
+      <w:r>
+        <w:rPr>
+          <w:color w:val="EE0000"/>
+        </w:rPr>
+        <w:tab/>
+        <w:t>- ta sama informacja</w:t>
+      </w:r>
+    </w:p>
+    <w:p>
+      <w:pPr>
         <w:rPr>
           <w:rFonts w:ascii="Aptos Narrow" w:eastAsia="Times New Roman" w:hAnsi="Aptos Narrow" w:cs="Times New Roman"/>
           <w:color w:val="000000"/>
@@ -1030,9 +1170,13 @@
           <w:lang w:eastAsia="pl-PL"/>
           <w14:ligatures w14:val="none"/>
         </w:rPr>
-        <w:t>ludnosci</w:t>
-      </w:r>
-      <w:proofErr w:type="spellEnd"/>
+      </w:pPr>
+      <w:r>
+        <w:t xml:space="preserve">- </w:t>
+      </w:r>
+      <w:r>
+        <w:t xml:space="preserve">x14 x16 </w:t>
+      </w:r>
       <w:r>
         <w:rPr>
           <w:rFonts w:ascii="Aptos Narrow" w:eastAsia="Times New Roman" w:hAnsi="Aptos Narrow" w:cs="Times New Roman"/>
@@ -1043,9 +1187,8 @@
           <w:lang w:eastAsia="pl-PL"/>
           <w14:ligatures w14:val="none"/>
         </w:rPr>
-        <w:t xml:space="preserve"> w wieku produkcyjnym - 2021 </w:t>
-      </w:r>
-      <w:proofErr w:type="spellStart"/>
+        <w:t>podmioty wpisane do rejestru REGON na 10 tys. Ludności – 2024</w:t>
+      </w:r>
       <w:r>
         <w:rPr>
           <w:rFonts w:ascii="Aptos Narrow" w:eastAsia="Times New Roman" w:hAnsi="Aptos Narrow" w:cs="Times New Roman"/>
@@ -1056,178 +1199,9 @@
           <w:lang w:eastAsia="pl-PL"/>
           <w14:ligatures w14:val="none"/>
         </w:rPr>
-        <w:t>sp</w:t>
-      </w:r>
-      <w:proofErr w:type="spellEnd"/>
-    </w:p>
-    <w:p>
-      <w:r>
-        <w:t>- czy w takim razie te zmienne nie nadadzą się/ nadadzą się mniej do budowy modeli i trzeba na nie uważać?</w:t>
-      </w:r>
-    </w:p>
-    <w:p/>
-    <w:p>
-      <w:pPr>
-        <w:rPr>
-          <w:b/>
-          <w:bCs/>
-        </w:rPr>
-      </w:pPr>
-      <w:r>
-        <w:rPr>
-          <w:b/>
-          <w:bCs/>
-        </w:rPr>
-        <w:lastRenderedPageBreak/>
-        <w:t>06</w:t>
-      </w:r>
-      <w:r>
-        <w:rPr>
-          <w:b/>
-          <w:bCs/>
-        </w:rPr>
-        <w:t xml:space="preserve"> 07 08</w:t>
-      </w:r>
-      <w:r>
-        <w:rPr>
-          <w:b/>
-          <w:bCs/>
-        </w:rPr>
-        <w:t xml:space="preserve"> Wykres Syntetyczny</w:t>
-      </w:r>
-      <w:r>
-        <w:rPr>
-          <w:b/>
-          <w:bCs/>
-        </w:rPr>
-        <w:t>, Rankingowy</w:t>
-      </w:r>
-      <w:r>
-        <w:rPr>
-          <w:b/>
-          <w:bCs/>
-        </w:rPr>
-        <w:br/>
-      </w:r>
-    </w:p>
-    <w:p>
-      <w:r>
-        <w:t>- Wyraźnie dane pokazują, że nasz zbiór niesie dużo informacji, gdyby nie niósł to punkty byłyby niżej na osi OY</w:t>
-      </w:r>
-    </w:p>
-    <w:p>
-      <w:r>
-        <w:t>- T</w:t>
-      </w:r>
-      <w:r>
-        <w:t>e</w:t>
-      </w:r>
-      <w:r>
-        <w:t xml:space="preserve"> </w:t>
-      </w:r>
-      <w:proofErr w:type="spellStart"/>
-      <w:r>
-        <w:t>wizualk</w:t>
-      </w:r>
-      <w:r>
-        <w:t>i</w:t>
-      </w:r>
-      <w:proofErr w:type="spellEnd"/>
-      <w:r>
-        <w:t xml:space="preserve"> </w:t>
-      </w:r>
-      <w:r>
-        <w:t>są</w:t>
-      </w:r>
-      <w:r>
-        <w:t xml:space="preserve"> udowodnieniem tego co pisałem w analizie </w:t>
-      </w:r>
-      <w:proofErr w:type="spellStart"/>
-      <w:r>
-        <w:t>wizualek</w:t>
-      </w:r>
-      <w:proofErr w:type="spellEnd"/>
-      <w:r>
-        <w:t xml:space="preserve"> od 01 do 05.</w:t>
-      </w:r>
-    </w:p>
-    <w:p/>
-    <w:p>
-      <w:pPr>
-        <w:rPr>
-          <w:b/>
-          <w:bCs/>
-        </w:rPr>
-      </w:pPr>
-      <w:r>
-        <w:rPr>
-          <w:b/>
-          <w:bCs/>
-        </w:rPr>
-        <w:t>09 10 11 Korelacja</w:t>
-      </w:r>
-    </w:p>
-    <w:p>
-      <w:r>
-        <w:t>- x01 x27 populacja koreluje z samochodami osobowymi</w:t>
-      </w:r>
-    </w:p>
-    <w:p>
-      <w:r>
-        <w:tab/>
-        <w:t>- dużo osób je ma</w:t>
-      </w:r>
-    </w:p>
-    <w:p>
-      <w:r>
-        <w:t>- x47 x48 miejsca noclegowe na 1000 korelują z noclegami na 10000</w:t>
-      </w:r>
-    </w:p>
-    <w:p>
-      <w:r>
-        <w:tab/>
-        <w:t>- jak dla mnie ta sama informacja</w:t>
-      </w:r>
-    </w:p>
-    <w:p>
-      <w:r>
-        <w:t xml:space="preserve">- x13 x15 </w:t>
-      </w:r>
-      <w:r>
-        <w:t>PKB</w:t>
-      </w:r>
-      <w:r>
-        <w:t xml:space="preserve"> na </w:t>
-      </w:r>
-      <w:r>
-        <w:t>osobę</w:t>
-      </w:r>
-      <w:r>
-        <w:t xml:space="preserve"> koreluje z dochodami budżetów województw</w:t>
-      </w:r>
-    </w:p>
-    <w:p>
-      <w:r>
-        <w:tab/>
-        <w:t>- NIE WIEM ZAPYTAJ PANI</w:t>
-      </w:r>
-    </w:p>
-    <w:p>
-      <w:r>
-        <w:t xml:space="preserve">- </w:t>
-      </w:r>
-      <w:r>
-        <w:t>x20 x21 km dróg korelują z km dróg o twardej nawierzchni</w:t>
-      </w:r>
-    </w:p>
-    <w:p>
-      <w:r>
-        <w:tab/>
-        <w:t>- ta sama informacja</w:t>
-      </w:r>
-    </w:p>
-    <w:p>
-      <w:pPr>
+        <w:t xml:space="preserve"> korelują z </w:t>
+      </w:r>
+      <w:r>
         <w:rPr>
           <w:rFonts w:ascii="Aptos Narrow" w:eastAsia="Times New Roman" w:hAnsi="Aptos Narrow" w:cs="Times New Roman"/>
           <w:color w:val="000000"/>
@@ -1237,12 +1211,7 @@
           <w:lang w:eastAsia="pl-PL"/>
           <w14:ligatures w14:val="none"/>
         </w:rPr>
-      </w:pPr>
-      <w:r>
-        <w:t xml:space="preserve">- </w:t>
-      </w:r>
-      <w:r>
-        <w:t xml:space="preserve">x14 x16 </w:t>
+        <w:tab/>
       </w:r>
       <w:r>
         <w:rPr>
@@ -1254,42 +1223,6 @@
           <w:lang w:eastAsia="pl-PL"/>
           <w14:ligatures w14:val="none"/>
         </w:rPr>
-        <w:t>podmioty wpisane do rejestru REGON na 10 tys. Ludności – 2024</w:t>
-      </w:r>
-      <w:r>
-        <w:rPr>
-          <w:rFonts w:ascii="Aptos Narrow" w:eastAsia="Times New Roman" w:hAnsi="Aptos Narrow" w:cs="Times New Roman"/>
-          <w:color w:val="000000"/>
-          <w:kern w:val="0"/>
-          <w:sz w:val="22"/>
-          <w:szCs w:val="22"/>
-          <w:lang w:eastAsia="pl-PL"/>
-          <w14:ligatures w14:val="none"/>
-        </w:rPr>
-        <w:t xml:space="preserve"> korelują z </w:t>
-      </w:r>
-      <w:r>
-        <w:rPr>
-          <w:rFonts w:ascii="Aptos Narrow" w:eastAsia="Times New Roman" w:hAnsi="Aptos Narrow" w:cs="Times New Roman"/>
-          <w:color w:val="000000"/>
-          <w:kern w:val="0"/>
-          <w:sz w:val="22"/>
-          <w:szCs w:val="22"/>
-          <w:lang w:eastAsia="pl-PL"/>
-          <w14:ligatures w14:val="none"/>
-        </w:rPr>
-        <w:tab/>
-      </w:r>
-      <w:r>
-        <w:rPr>
-          <w:rFonts w:ascii="Aptos Narrow" w:eastAsia="Times New Roman" w:hAnsi="Aptos Narrow" w:cs="Times New Roman"/>
-          <w:color w:val="000000"/>
-          <w:kern w:val="0"/>
-          <w:sz w:val="22"/>
-          <w:szCs w:val="22"/>
-          <w:lang w:eastAsia="pl-PL"/>
-          <w14:ligatures w14:val="none"/>
-        </w:rPr>
         <w:t>jednostki nowo zarejestrowane w rejestrze REGON w roku 2024 na 10 tys. Ludności</w:t>
       </w:r>
     </w:p>
@@ -1329,13 +1262,8 @@
     <w:p>
       <w:r>
         <w:tab/>
-        <w:t xml:space="preserve">- logiczne </w:t>
-      </w:r>
-      <w:proofErr w:type="spellStart"/>
-      <w:r>
-        <w:t>xD</w:t>
-      </w:r>
-      <w:proofErr w:type="spellEnd"/>
+        <w:t>- logiczne xD</w:t>
+      </w:r>
     </w:p>
     <w:p>
       <w:r>
@@ -1406,11 +1334,9 @@
         <w:tab/>
         <w:t xml:space="preserve">- czaję, ale nie do końca, że skoro migrują to się </w:t>
       </w:r>
-      <w:proofErr w:type="spellStart"/>
       <w:r>
         <w:t>przemeldowują</w:t>
       </w:r>
-      <w:proofErr w:type="spellEnd"/>
       <w:r>
         <w:t xml:space="preserve"> więc im </w:t>
       </w:r>
@@ -1510,15 +1436,7 @@
     <w:p>
       <w:r>
         <w:tab/>
-        <w:t xml:space="preserve">- to </w:t>
-      </w:r>
-      <w:proofErr w:type="spellStart"/>
-      <w:r>
-        <w:t>wsm</w:t>
-      </w:r>
-      <w:proofErr w:type="spellEnd"/>
-      <w:r>
-        <w:t xml:space="preserve"> ciekawe bo sama </w:t>
+        <w:t xml:space="preserve">- to wsm ciekawe bo sama </w:t>
       </w:r>
       <w:r>
         <w:t>ilość</w:t>
@@ -1591,7 +1509,13 @@
     <w:p>
       <w:r>
         <w:tab/>
-        <w:t>- czy to czasem nie są redundantne zmienne w takim razie?</w:t>
+        <w:t xml:space="preserve">- </w:t>
+      </w:r>
+      <w:r>
+        <w:rPr>
+          <w:color w:val="EE0000"/>
+        </w:rPr>
+        <w:t>czy to czasem nie są redundantne zmienne w takim razie?</w:t>
       </w:r>
     </w:p>
     <w:p>
@@ -1655,13 +1579,8 @@
     <w:p>
       <w:r>
         <w:tab/>
-        <w:t xml:space="preserve">- logiczne </w:t>
-      </w:r>
-      <w:proofErr w:type="spellStart"/>
-      <w:r>
-        <w:t>xD</w:t>
-      </w:r>
-      <w:proofErr w:type="spellEnd"/>
+        <w:t>- logiczne xD</w:t>
+      </w:r>
     </w:p>
     <w:p>
       <w:r>
@@ -1744,6 +1663,11 @@
     <w:p>
       <w:r>
         <w:tab/>
+      </w:r>
+      <w:r>
+        <w:rPr>
+          <w:color w:val="EE0000"/>
+        </w:rPr>
         <w:t>- zmienne redundantne niosące tą samą informację</w:t>
       </w:r>
     </w:p>
@@ -1763,59 +1687,140 @@
         <w:t>- x27 x28 liczba samochodów koreluje z liczbą wypadków na drogach</w:t>
       </w:r>
     </w:p>
+    <w:p>
+      <w:r>
+        <w:tab/>
+        <w:t>- logiczne</w:t>
+      </w:r>
+    </w:p>
+    <w:p>
+      <w:r>
+        <w:t>- x40 x41 liczba lekarzy koreluje z liczbą dentystów</w:t>
+      </w:r>
+    </w:p>
+    <w:p>
+      <w:r>
+        <w:tab/>
+        <w:t>- NIE WIEM, to nie jest takie oczywiste, bardziej chyba ze względu na fakt, że ludzi którzy nie dostają się na lekarski, starają się o drugi wybór na dentystyczny</w:t>
+      </w:r>
+    </w:p>
     <w:p/>
     <w:p>
       <w:r>
-        <w:t>- x40 x41 liczba lekarzy koreluje z liczbą dentystów</w:t>
-      </w:r>
-    </w:p>
-    <w:p>
-      <w:r>
-        <w:tab/>
-        <w:t>- NIE WIEM, to nie jest takie oczywiste, bardziej chyba ze względu na fakt, że ludzi którzy nie dostają się na lekarski, starają się o drugi wybór na dentystyczny</w:t>
+        <w:t>WNIOSKI</w:t>
+      </w:r>
+    </w:p>
+    <w:p>
+      <w:r>
+        <w:t xml:space="preserve">- Jest dużo korelacji względem </w:t>
+      </w:r>
+    </w:p>
+    <w:p>
+      <w:r>
+        <w:tab/>
+        <w:t>- studentów</w:t>
+      </w:r>
+    </w:p>
+    <w:p>
+      <w:r>
+        <w:lastRenderedPageBreak/>
+        <w:tab/>
+        <w:t>- infrastruktury drogowej</w:t>
+      </w:r>
+    </w:p>
+    <w:p>
+      <w:r>
+        <w:tab/>
+        <w:t>- inwestycji</w:t>
+      </w:r>
+    </w:p>
+    <w:p>
+      <w:r>
+        <w:t>- niektóre korelacje wskazały oczywistości, jednak niektóre potwierdzają ogólne fakty i może warto się nad nimi pochylić</w:t>
+      </w:r>
+    </w:p>
+    <w:p>
+      <w:r>
+        <w:t xml:space="preserve">- </w:t>
+      </w:r>
+      <w:r>
+        <w:t>co z tym dalej zrobić, czy jakoś popatrzę na to, w jakich województwach zależności są, czy może powtarzają się te województwa w dwóch wymiarach, przykładowo poprzez nadanie wag, czy od razu FDA i PCA i CCA bez wdrażania się.</w:t>
       </w:r>
     </w:p>
     <w:p/>
-    <w:p>
-      <w:r>
-        <w:t>WNIOSKI</w:t>
-      </w:r>
-    </w:p>
-    <w:p>
-      <w:r>
-        <w:t xml:space="preserve">- Jest dużo korelacji względem </w:t>
-      </w:r>
-    </w:p>
-    <w:p>
-      <w:r>
-        <w:tab/>
-        <w:t>- studentów</w:t>
-      </w:r>
-    </w:p>
-    <w:p>
-      <w:r>
-        <w:lastRenderedPageBreak/>
-        <w:tab/>
-        <w:t>- infrastruktury drogowej</w:t>
-      </w:r>
-    </w:p>
-    <w:p>
-      <w:r>
-        <w:tab/>
-        <w:t>- inwestycji</w:t>
-      </w:r>
-    </w:p>
-    <w:p>
-      <w:r>
-        <w:t>- niektóre korelacje wskazały oczywistości, jednak niektóre potwierdzają ogólne fakty i może warto się nad nimi pochylić</w:t>
-      </w:r>
-    </w:p>
-    <w:p>
-      <w:r>
+    <w:p/>
+    <w:p/>
+    <w:p>
+      <w:r>
+        <w:t>POPRAWKI</w:t>
+      </w:r>
+      <w:r>
+        <w:br/>
+        <w:t>- Przy histogramach sprawdzić merytorycznie każdą zmienną + analiza asymetrii</w:t>
+      </w:r>
+    </w:p>
+    <w:p>
+      <w:r>
+        <w:t>- Zmienne o małej zmienności przebadać merytorycznie</w:t>
+      </w:r>
+    </w:p>
+    <w:p>
+      <w:r>
+        <w:t>- Zmienne tylko i wyłącznie poskalowane na km^2, na osobę, na mieszkańca, na 100 mieszkańców</w:t>
+      </w:r>
+    </w:p>
+    <w:p>
+      <w:r>
+        <w:t xml:space="preserve">-   </w:t>
+      </w:r>
+      <w:r>
+        <w:t>Danie nie kogą by absolutne, ale mogą mieć różne relatywne skale</w:t>
+      </w:r>
+      <w:r>
+        <w:br/>
         <w:t xml:space="preserve">- </w:t>
       </w:r>
       <w:r>
-        <w:t>co z tym dalej zrobić, czy jakoś popatrzę na to, w jakich województwach zależności są, czy może powtarzają się te województwa w dwóch wymiarach, przykładowo poprzez nadanie wag, czy od razu FDA i PCA i CCA bez wdrażania się.</w:t>
+        <w:t>Jak są minusy, to trzeba zrobić indeksy (zamiast -30, to 70, zamiast 15, to 115)</w:t>
+      </w:r>
+    </w:p>
+    <w:p>
+      <w:r>
+        <w:t>- Dane procentowe, są świetne najlepiej do umuru, procent zalesienia regionu</w:t>
+      </w:r>
+    </w:p>
+    <w:p>
+      <w:r>
+        <w:t>- Wszystkie uśrednione paramertry też świetne</w:t>
+      </w:r>
+    </w:p>
+    <w:p>
+      <w:r>
+        <w:t>- Asymetrie |+-2.5| najlepoiejn od razu nie brać</w:t>
+      </w:r>
+    </w:p>
+    <w:p>
+      <w:r>
+        <w:t>- Czy na mapie te nasze cechy zaczynają tworzyć bloki tematyczne</w:t>
+      </w:r>
+    </w:p>
+    <w:p>
+      <w:r>
+        <w:t>- Do PCA i CCA musi byś korelacja trocgę zielonego i czerwonego</w:t>
+      </w:r>
+    </w:p>
+    <w:p>
+      <w:r>
+        <w:t>- Wywalać zmienne &lt;7 zmienności</w:t>
+      </w:r>
+    </w:p>
+    <w:p>
+      <w:r>
+        <w:t>- Sugeruje wykresy analizować i jak tylko pojawia się coś nietypowego, to wywalać</w:t>
+      </w:r>
+      <w:r>
+        <w:br/>
+        <w:t>- NIE NORMALIZOWAĆ I NIE STANDARYZOWAĆ NA TYM ETAPIE</w:t>
       </w:r>
     </w:p>
     <w:sectPr>
